--- a/JsWs/apps/docs-converter/ayran-docs-converter-cmd/AyranDocsConverter/test/imgs/output.docx
+++ b/JsWs/apps/docs-converter/ayran-docs-converter-cmd/AyranDocsConverter/test/imgs/output.docx
@@ -4,198 +4,304 @@
   <w:body>
     <w:p>
       <w:pPr>
-        <w:pStyle w:val="BodyText"/>
+        <w:pStyle w:val="Normal"/>
         <w:bidi w:val="0"/>
-        <w:spacing w:before="0" w:after="0"/>
-        <w:ind w:hanging="0" w:start="0" w:end="0"/>
         <w:jc w:val="start"/>
         <w:rPr/>
       </w:pPr>
       <w:r>
         <w:rPr/>
-        <w:drawing>
-          <wp:inline distT="0" distB="0" distL="0" distR="0">
-            <wp:extent cx="7715250" cy="11591925"/>
-            <wp:effectExtent l="0" t="0" r="0" b="0"/>
-            <wp:docPr id="1" name="Image1"/>
-            <wp:cNvGraphicFramePr>
-              <a:graphicFrameLocks xmlns:a="http://schemas.openxmlformats.org/drawingml/2006/main" noChangeAspect="1"/>
-            </wp:cNvGraphicFramePr>
-            <a:graphic xmlns:a="http://schemas.openxmlformats.org/drawingml/2006/main">
-              <a:graphicData uri="http://schemas.openxmlformats.org/drawingml/2006/picture">
-                <pic:pic xmlns:pic="http://schemas.openxmlformats.org/drawingml/2006/picture">
-                  <pic:nvPicPr>
-                    <pic:cNvPr id="1" name="Image1"/>
-                    <pic:cNvPicPr>
-                      <a:picLocks noChangeAspect="1" noChangeArrowheads="1"/>
-                    </pic:cNvPicPr>
-                  </pic:nvPicPr>
-                  <pic:blipFill>
-                    <a:blip r:link="rId2"/>
-                    <a:stretch>
-                      <a:fillRect/>
-                    </a:stretch>
-                  </pic:blipFill>
-                  <pic:spPr bwMode="auto">
-                    <a:xfrm>
-                      <a:off x="0" y="0"/>
-                      <a:ext cx="7715250" cy="11591925"/>
-                    </a:xfrm>
-                    <a:prstGeom prst="rect">
-                      <a:avLst/>
-                    </a:prstGeom>
-                    <a:noFill/>
-                  </pic:spPr>
-                </pic:pic>
-              </a:graphicData>
-            </a:graphic>
-          </wp:inline>
-        </w:drawing>
-      </w:r>
-      <w:r>
-        <w:rPr/>
-        <w:t xml:space="preserve"> </w:t>
-      </w:r>
-      <w:r>
-        <w:rPr/>
-        <w:drawing>
-          <wp:inline distT="0" distB="0" distL="0" distR="0">
-            <wp:extent cx="7715250" cy="11591925"/>
-            <wp:effectExtent l="0" t="0" r="0" b="0"/>
-            <wp:docPr id="2" name="Image2"/>
-            <wp:cNvGraphicFramePr>
-              <a:graphicFrameLocks xmlns:a="http://schemas.openxmlformats.org/drawingml/2006/main" noChangeAspect="1"/>
-            </wp:cNvGraphicFramePr>
-            <a:graphic xmlns:a="http://schemas.openxmlformats.org/drawingml/2006/main">
-              <a:graphicData uri="http://schemas.openxmlformats.org/drawingml/2006/picture">
-                <pic:pic xmlns:pic="http://schemas.openxmlformats.org/drawingml/2006/picture">
-                  <pic:nvPicPr>
-                    <pic:cNvPr id="2" name="Image2"/>
-                    <pic:cNvPicPr>
-                      <a:picLocks noChangeAspect="1" noChangeArrowheads="1"/>
-                    </pic:cNvPicPr>
-                  </pic:nvPicPr>
-                  <pic:blipFill>
-                    <a:blip r:link="rId3"/>
-                    <a:stretch>
-                      <a:fillRect/>
-                    </a:stretch>
-                  </pic:blipFill>
-                  <pic:spPr bwMode="auto">
-                    <a:xfrm>
-                      <a:off x="0" y="0"/>
-                      <a:ext cx="7715250" cy="11591925"/>
-                    </a:xfrm>
-                    <a:prstGeom prst="rect">
-                      <a:avLst/>
-                    </a:prstGeom>
-                  </pic:spPr>
-                </pic:pic>
-              </a:graphicData>
-            </a:graphic>
-          </wp:inline>
-        </w:drawing>
-      </w:r>
-      <w:r>
-        <w:rPr/>
-        <w:t xml:space="preserve"> </w:t>
-      </w:r>
-      <w:r>
-        <w:rPr/>
-        <w:drawing>
-          <wp:inline distT="0" distB="0" distL="0" distR="0">
-            <wp:extent cx="7715250" cy="11591925"/>
-            <wp:effectExtent l="0" t="0" r="0" b="0"/>
-            <wp:docPr id="3" name="Image3"/>
-            <wp:cNvGraphicFramePr>
-              <a:graphicFrameLocks xmlns:a="http://schemas.openxmlformats.org/drawingml/2006/main" noChangeAspect="1"/>
-            </wp:cNvGraphicFramePr>
-            <a:graphic xmlns:a="http://schemas.openxmlformats.org/drawingml/2006/main">
-              <a:graphicData uri="http://schemas.openxmlformats.org/drawingml/2006/picture">
-                <pic:pic xmlns:pic="http://schemas.openxmlformats.org/drawingml/2006/picture">
-                  <pic:nvPicPr>
-                    <pic:cNvPr id="3" name="Image3"/>
-                    <pic:cNvPicPr>
-                      <a:picLocks noChangeAspect="1" noChangeArrowheads="1"/>
-                    </pic:cNvPicPr>
-                  </pic:nvPicPr>
-                  <pic:blipFill>
-                    <a:blip r:link="rId4"/>
-                    <a:stretch>
-                      <a:fillRect/>
-                    </a:stretch>
-                  </pic:blipFill>
-                  <pic:spPr bwMode="auto">
-                    <a:xfrm>
-                      <a:off x="0" y="0"/>
-                      <a:ext cx="7715250" cy="11591925"/>
-                    </a:xfrm>
-                    <a:prstGeom prst="rect">
-                      <a:avLst/>
-                    </a:prstGeom>
-                  </pic:spPr>
-                </pic:pic>
-              </a:graphicData>
-            </a:graphic>
-          </wp:inline>
-        </w:drawing>
-      </w:r>
-      <w:r>
-        <w:rPr/>
-        <w:t xml:space="preserve"> </w:t>
-      </w:r>
-      <w:r>
-        <w:rPr/>
-        <w:drawing>
-          <wp:inline distT="0" distB="0" distL="0" distR="0">
-            <wp:extent cx="7715250" cy="11591925"/>
-            <wp:effectExtent l="0" t="0" r="0" b="0"/>
-            <wp:docPr id="4" name="Image4"/>
-            <wp:cNvGraphicFramePr>
-              <a:graphicFrameLocks xmlns:a="http://schemas.openxmlformats.org/drawingml/2006/main" noChangeAspect="1"/>
-            </wp:cNvGraphicFramePr>
-            <a:graphic xmlns:a="http://schemas.openxmlformats.org/drawingml/2006/main">
-              <a:graphicData uri="http://schemas.openxmlformats.org/drawingml/2006/picture">
-                <pic:pic xmlns:pic="http://schemas.openxmlformats.org/drawingml/2006/picture">
-                  <pic:nvPicPr>
-                    <pic:cNvPr id="4" name="Image4"/>
-                    <pic:cNvPicPr>
-                      <a:picLocks noChangeAspect="1" noChangeArrowheads="1"/>
-                    </pic:cNvPicPr>
-                  </pic:nvPicPr>
-                  <pic:blipFill>
-                    <a:blip r:link="rId5"/>
-                    <a:stretch>
-                      <a:fillRect/>
-                    </a:stretch>
-                  </pic:blipFill>
-                  <pic:spPr bwMode="auto">
-                    <a:xfrm>
-                      <a:off x="0" y="0"/>
-                      <a:ext cx="7715250" cy="11591925"/>
-                    </a:xfrm>
-                    <a:prstGeom prst="rect">
-                      <a:avLst/>
-                    </a:prstGeom>
-                  </pic:spPr>
-                </pic:pic>
-              </a:graphicData>
-            </a:graphic>
-          </wp:inline>
-        </w:drawing>
-      </w:r>
-      <w:r>
-        <w:rPr/>
-        <w:t xml:space="preserve"> </w:t>
+        <mc:AlternateContent>
+          <mc:Choice Requires="wps">
+            <w:drawing>
+              <wp:anchor behindDoc="1" distT="0" distB="0" distL="0" distR="0" simplePos="0" locked="0" layoutInCell="0" allowOverlap="1" relativeHeight="2">
+                <wp:simplePos x="0" y="0"/>
+                <wp:positionH relativeFrom="column">
+                  <wp:posOffset>0</wp:posOffset>
+                </wp:positionH>
+                <wp:positionV relativeFrom="paragraph">
+                  <wp:posOffset>635</wp:posOffset>
+                </wp:positionV>
+                <wp:extent cx="7771765" cy="10058400"/>
+                <wp:effectExtent l="0" t="0" r="0" b="0"/>
+                <wp:wrapSquare wrapText="bothSides"/>
+                <wp:docPr id="1" name="Shape1"/>
+                <a:graphic xmlns:a="http://schemas.openxmlformats.org/drawingml/2006/main">
+                  <a:graphicData uri="http://schemas.openxmlformats.org/drawingml/2006/picture">
+                    <pic:pic xmlns:pic="http://schemas.openxmlformats.org/drawingml/2006/picture">
+                      <pic:nvPicPr>
+                        <pic:cNvPr id="2" name="Shape1" descr=""/>
+                        <pic:cNvPicPr/>
+                      </pic:nvPicPr>
+                      <pic:blipFill>
+                        <a:blip r:embed="rId2"/>
+                        <a:stretch/>
+                      </pic:blipFill>
+                      <pic:spPr>
+                        <a:xfrm>
+                          <a:off x="0" y="0"/>
+                          <a:ext cx="7771680" cy="10058400"/>
+                        </a:xfrm>
+                        <a:prstGeom prst="rect">
+                          <a:avLst/>
+                        </a:prstGeom>
+                        <a:noFill/>
+                        <a:ln w="0">
+                          <a:noFill/>
+                        </a:ln>
+                      </pic:spPr>
+                    </pic:pic>
+                  </a:graphicData>
+                </a:graphic>
+              </wp:anchor>
+            </w:drawing>
+          </mc:Choice>
+          <mc:Fallback>
+            <w:pict>
+              <v:shapetype id="_x0000_t75" coordsize="21600,21600" o:spt="75" o:preferrelative="t" path="m@4@5l@4@11@9@11@9@5xe" filled="f" stroked="f">
+                <v:stroke joinstyle="miter"/>
+                <v:formulas>
+                  <v:f eqn="if lineDrawn pixelLineWidth 0"/>
+                  <v:f eqn="sum @0 1 0"/>
+                  <v:f eqn="sum 0 0 @1"/>
+                  <v:f eqn="prod @2 1 2"/>
+                  <v:f eqn="prod @3 21600 pixelWidth"/>
+                  <v:f eqn="prod @3 21600 pixelHeight"/>
+                  <v:f eqn="sum @0 0 1"/>
+                  <v:f eqn="prod @6 1 2"/>
+                  <v:f eqn="prod @7 21600 pixelWidth"/>
+                  <v:f eqn="sum @8 21600 0"/>
+                  <v:f eqn="prod @7 21600 pixelHeight"/>
+                  <v:f eqn="sum @10 21600 0"/>
+                </v:formulas>
+                <v:path o:extrusionok="f" gradientshapeok="t" o:connecttype="rect"/>
+                <o:lock v:ext="edit" aspectratio="t"/>
+              </v:shapetype>
+              <v:shape id="shape_0" ID="Shape1" stroked="f" o:allowincell="f" style="position:absolute;margin-left:0pt;margin-top:0pt;width:611.9pt;height:791.95pt;mso-wrap-style:none;v-text-anchor:middle" type="_x0000_t75">
+                <v:imagedata r:id="rId3" o:detectmouseclick="t"/>
+                <v:stroke color="#3465a4" joinstyle="round" endcap="flat"/>
+                <w10:wrap type="square"/>
+              </v:shape>
+            </w:pict>
+          </mc:Fallback>
+        </mc:AlternateContent>
+      </w:r>
+      <w:r>
+        <w:br w:type="page"/>
+      </w:r>
+    </w:p>
+    <w:p>
+      <w:pPr>
+        <w:pStyle w:val="Normal"/>
+        <w:bidi w:val="0"/>
+        <w:jc w:val="start"/>
+        <w:rPr/>
+      </w:pPr>
+      <w:r>
+        <w:rPr/>
+        <mc:AlternateContent>
+          <mc:Choice Requires="wps">
+            <w:drawing>
+              <wp:anchor behindDoc="1" distT="0" distB="0" distL="0" distR="0" simplePos="0" locked="0" layoutInCell="0" allowOverlap="1" relativeHeight="3">
+                <wp:simplePos x="0" y="0"/>
+                <wp:positionH relativeFrom="column">
+                  <wp:posOffset>0</wp:posOffset>
+                </wp:positionH>
+                <wp:positionV relativeFrom="paragraph">
+                  <wp:posOffset>635</wp:posOffset>
+                </wp:positionV>
+                <wp:extent cx="7771765" cy="10058400"/>
+                <wp:effectExtent l="0" t="0" r="0" b="0"/>
+                <wp:wrapSquare wrapText="bothSides"/>
+                <wp:docPr id="3" name="Shape2"/>
+                <a:graphic xmlns:a="http://schemas.openxmlformats.org/drawingml/2006/main">
+                  <a:graphicData uri="http://schemas.openxmlformats.org/drawingml/2006/picture">
+                    <pic:pic xmlns:pic="http://schemas.openxmlformats.org/drawingml/2006/picture">
+                      <pic:nvPicPr>
+                        <pic:cNvPr id="4" name="Shape2" descr=""/>
+                        <pic:cNvPicPr/>
+                      </pic:nvPicPr>
+                      <pic:blipFill>
+                        <a:blip r:embed="rId4"/>
+                        <a:stretch/>
+                      </pic:blipFill>
+                      <pic:spPr>
+                        <a:xfrm>
+                          <a:off x="0" y="0"/>
+                          <a:ext cx="7771680" cy="10058400"/>
+                        </a:xfrm>
+                        <a:prstGeom prst="rect">
+                          <a:avLst/>
+                        </a:prstGeom>
+                        <a:noFill/>
+                        <a:ln w="0">
+                          <a:noFill/>
+                        </a:ln>
+                      </pic:spPr>
+                    </pic:pic>
+                  </a:graphicData>
+                </a:graphic>
+              </wp:anchor>
+            </w:drawing>
+          </mc:Choice>
+          <mc:Fallback>
+            <w:pict>
+              <v:shape id="shape_0" ID="Shape2" stroked="f" o:allowincell="f" style="position:absolute;margin-left:0pt;margin-top:0pt;width:611.9pt;height:791.95pt;mso-wrap-style:none;v-text-anchor:middle" type="_x0000_t75">
+                <v:imagedata r:id="rId5" o:detectmouseclick="t"/>
+                <v:stroke color="#3465a4" joinstyle="round" endcap="flat"/>
+                <w10:wrap type="square"/>
+              </v:shape>
+            </w:pict>
+          </mc:Fallback>
+        </mc:AlternateContent>
+      </w:r>
+      <w:r>
+        <w:br w:type="page"/>
+      </w:r>
+    </w:p>
+    <w:p>
+      <w:pPr>
+        <w:pStyle w:val="Normal"/>
+        <w:bidi w:val="0"/>
+        <w:jc w:val="start"/>
+        <w:rPr/>
+      </w:pPr>
+      <w:r>
+        <w:rPr/>
+        <mc:AlternateContent>
+          <mc:Choice Requires="wps">
+            <w:drawing>
+              <wp:anchor behindDoc="1" distT="0" distB="0" distL="0" distR="0" simplePos="0" locked="0" layoutInCell="0" allowOverlap="1" relativeHeight="4">
+                <wp:simplePos x="0" y="0"/>
+                <wp:positionH relativeFrom="column">
+                  <wp:posOffset>0</wp:posOffset>
+                </wp:positionH>
+                <wp:positionV relativeFrom="paragraph">
+                  <wp:posOffset>635</wp:posOffset>
+                </wp:positionV>
+                <wp:extent cx="7771765" cy="10058400"/>
+                <wp:effectExtent l="0" t="0" r="0" b="0"/>
+                <wp:wrapSquare wrapText="bothSides"/>
+                <wp:docPr id="5" name="Shape3"/>
+                <a:graphic xmlns:a="http://schemas.openxmlformats.org/drawingml/2006/main">
+                  <a:graphicData uri="http://schemas.openxmlformats.org/drawingml/2006/picture">
+                    <pic:pic xmlns:pic="http://schemas.openxmlformats.org/drawingml/2006/picture">
+                      <pic:nvPicPr>
+                        <pic:cNvPr id="6" name="Shape3" descr=""/>
+                        <pic:cNvPicPr/>
+                      </pic:nvPicPr>
+                      <pic:blipFill>
+                        <a:blip r:embed="rId6"/>
+                        <a:stretch/>
+                      </pic:blipFill>
+                      <pic:spPr>
+                        <a:xfrm>
+                          <a:off x="0" y="0"/>
+                          <a:ext cx="7771680" cy="10058400"/>
+                        </a:xfrm>
+                        <a:prstGeom prst="rect">
+                          <a:avLst/>
+                        </a:prstGeom>
+                        <a:noFill/>
+                        <a:ln w="0">
+                          <a:noFill/>
+                        </a:ln>
+                      </pic:spPr>
+                    </pic:pic>
+                  </a:graphicData>
+                </a:graphic>
+              </wp:anchor>
+            </w:drawing>
+          </mc:Choice>
+          <mc:Fallback>
+            <w:pict>
+              <v:shape id="shape_0" ID="Shape3" stroked="f" o:allowincell="f" style="position:absolute;margin-left:0pt;margin-top:0pt;width:611.9pt;height:791.95pt;mso-wrap-style:none;v-text-anchor:middle" type="_x0000_t75">
+                <v:imagedata r:id="rId7" o:detectmouseclick="t"/>
+                <v:stroke color="#3465a4" joinstyle="round" endcap="flat"/>
+                <w10:wrap type="square"/>
+              </v:shape>
+            </w:pict>
+          </mc:Fallback>
+        </mc:AlternateContent>
+      </w:r>
+      <w:r>
+        <w:br w:type="page"/>
+      </w:r>
+    </w:p>
+    <w:p>
+      <w:pPr>
+        <w:pStyle w:val="Normal"/>
+        <w:bidi w:val="0"/>
+        <w:jc w:val="start"/>
+        <w:rPr/>
+      </w:pPr>
+      <w:r>
+        <w:rPr/>
+        <mc:AlternateContent>
+          <mc:Choice Requires="wps">
+            <w:drawing>
+              <wp:anchor behindDoc="1" distT="0" distB="0" distL="0" distR="0" simplePos="0" locked="0" layoutInCell="0" allowOverlap="1" relativeHeight="5">
+                <wp:simplePos x="0" y="0"/>
+                <wp:positionH relativeFrom="column">
+                  <wp:posOffset>0</wp:posOffset>
+                </wp:positionH>
+                <wp:positionV relativeFrom="paragraph">
+                  <wp:posOffset>635</wp:posOffset>
+                </wp:positionV>
+                <wp:extent cx="7771765" cy="10058400"/>
+                <wp:effectExtent l="0" t="0" r="0" b="0"/>
+                <wp:wrapSquare wrapText="bothSides"/>
+                <wp:docPr id="7" name="Shape4"/>
+                <a:graphic xmlns:a="http://schemas.openxmlformats.org/drawingml/2006/main">
+                  <a:graphicData uri="http://schemas.openxmlformats.org/drawingml/2006/picture">
+                    <pic:pic xmlns:pic="http://schemas.openxmlformats.org/drawingml/2006/picture">
+                      <pic:nvPicPr>
+                        <pic:cNvPr id="8" name="Shape4" descr=""/>
+                        <pic:cNvPicPr/>
+                      </pic:nvPicPr>
+                      <pic:blipFill>
+                        <a:blip r:embed="rId8"/>
+                        <a:stretch/>
+                      </pic:blipFill>
+                      <pic:spPr>
+                        <a:xfrm>
+                          <a:off x="0" y="0"/>
+                          <a:ext cx="7771680" cy="10058400"/>
+                        </a:xfrm>
+                        <a:prstGeom prst="rect">
+                          <a:avLst/>
+                        </a:prstGeom>
+                        <a:noFill/>
+                        <a:ln w="0">
+                          <a:noFill/>
+                        </a:ln>
+                      </pic:spPr>
+                    </pic:pic>
+                  </a:graphicData>
+                </a:graphic>
+              </wp:anchor>
+            </w:drawing>
+          </mc:Choice>
+          <mc:Fallback>
+            <w:pict>
+              <v:shape id="shape_0" ID="Shape4" stroked="f" o:allowincell="f" style="position:absolute;margin-left:0pt;margin-top:0pt;width:611.9pt;height:791.95pt;mso-wrap-style:none;v-text-anchor:middle" type="_x0000_t75">
+                <v:imagedata r:id="rId9" o:detectmouseclick="t"/>
+                <v:stroke color="#3465a4" joinstyle="round" endcap="flat"/>
+                <w10:wrap type="square"/>
+              </v:shape>
+            </w:pict>
+          </mc:Fallback>
+        </mc:AlternateContent>
       </w:r>
     </w:p>
     <w:sectPr>
       <w:type w:val="nextPage"/>
       <w:pgSz w:w="12240" w:h="15840"/>
-      <w:pgMar w:left="1134" w:right="567" w:gutter="0" w:header="0" w:top="567" w:footer="0" w:bottom="567"/>
+      <w:pgMar w:left="567" w:right="567" w:gutter="0" w:header="0" w:top="567" w:footer="0" w:bottom="567"/>
       <w:pgNumType w:fmt="decimal"/>
       <w:formProt w:val="false"/>
       <w:textDirection w:val="lrTb"/>
+      <w:docGrid w:type="default" w:linePitch="600" w:charSpace="32768"/>
     </w:sectPr>
   </w:body>
 </w:document>
@@ -207,6 +313,7 @@
     <w:rPrDefault>
       <w:rPr>
         <w:rFonts w:ascii="Liberation Serif" w:hAnsi="Liberation Serif" w:eastAsia="NSimSun" w:cs="Lucida Sans"/>
+        <w:kern w:val="2"/>
         <w:sz w:val="24"/>
         <w:szCs w:val="24"/>
         <w:lang w:val="en-US" w:eastAsia="zh-CN" w:bidi="hi-IN"/>
@@ -228,6 +335,7 @@
     <w:rPr>
       <w:rFonts w:ascii="Liberation Serif" w:hAnsi="Liberation Serif" w:eastAsia="NSimSun" w:cs="Lucida Sans"/>
       <w:color w:val="auto"/>
+      <w:kern w:val="2"/>
       <w:sz w:val="24"/>
       <w:szCs w:val="24"/>
       <w:lang w:val="en-US" w:eastAsia="zh-CN" w:bidi="hi-IN"/>
